--- a/Doc/SevNeeds.docx
+++ b/Doc/SevNeeds.docx
@@ -26,6 +26,140 @@
     </w:p>
     <w:p>
       <w:pPr>
+        <w:rPr>
+          <w:rFonts w:ascii="Calibri" w:hAnsi="Calibri" w:cs="Calibri"/>
+        </w:rPr>
+      </w:pPr>
+    </w:p>
+    <w:p>
+      <w:pPr>
+        <w:rPr>
+          <w:rFonts w:ascii="Calibri" w:hAnsi="Calibri" w:cs="Calibri"/>
+          <w:b/>
+          <w:bCs/>
+        </w:rPr>
+      </w:pPr>
+      <w:r>
+        <w:rPr>
+          <w:rFonts w:ascii="Calibri" w:hAnsi="Calibri" w:cs="Calibri"/>
+          <w:b/>
+          <w:bCs/>
+        </w:rPr>
+        <w:t>A typical target (deployed) SEV machine</w:t>
+      </w:r>
+    </w:p>
+    <w:p>
+      <w:pPr>
+        <w:rPr>
+          <w:rFonts w:ascii="Calibri" w:hAnsi="Calibri" w:cs="Calibri"/>
+        </w:rPr>
+      </w:pPr>
+      <w:r>
+        <w:rPr>
+          <w:rFonts w:ascii="Calibri" w:hAnsi="Calibri" w:cs="Calibri"/>
+        </w:rPr>
+        <w:t xml:space="preserve">We need to collect some information on a typical target machine </w:t>
+      </w:r>
+      <w:r>
+        <w:rPr>
+          <w:rFonts w:ascii="Calibri" w:hAnsi="Calibri" w:cs="Calibri"/>
+        </w:rPr>
+        <w:t>to carry out the</w:t>
+      </w:r>
+      <w:r>
+        <w:rPr>
+          <w:rFonts w:ascii="Calibri" w:hAnsi="Calibri" w:cs="Calibri"/>
+        </w:rPr>
+        <w:t xml:space="preserve"> subsequent steps.  On a typical such machine:</w:t>
+      </w:r>
+    </w:p>
+    <w:p>
+      <w:pPr>
+        <w:pStyle w:val="ListParagraph"/>
+        <w:numPr>
+          <w:ilvl w:val="0"/>
+          <w:numId w:val="11"/>
+        </w:numPr>
+        <w:rPr>
+          <w:rFonts w:ascii="Calibri" w:hAnsi="Calibri" w:cs="Calibri"/>
+        </w:rPr>
+      </w:pPr>
+      <w:r>
+        <w:rPr>
+          <w:rFonts w:ascii="Calibri" w:hAnsi="Calibri" w:cs="Calibri"/>
+        </w:rPr>
+        <w:t>Make sure SEV is enabled and the machine is “registered.”</w:t>
+      </w:r>
+    </w:p>
+    <w:p>
+      <w:pPr>
+        <w:pStyle w:val="ListParagraph"/>
+        <w:numPr>
+          <w:ilvl w:val="0"/>
+          <w:numId w:val="11"/>
+        </w:numPr>
+        <w:rPr>
+          <w:rFonts w:ascii="Calibri" w:hAnsi="Calibri" w:cs="Calibri"/>
+        </w:rPr>
+      </w:pPr>
+      <w:r>
+        <w:rPr>
+          <w:rFonts w:ascii="Calibri" w:hAnsi="Calibri" w:cs="Calibri"/>
+        </w:rPr>
+        <w:t xml:space="preserve">Get the ARK Certificate for this family of machines.  If the machine is registered, the ARK certificate should be in the following </w:t>
+      </w:r>
+      <w:r>
+        <w:rPr>
+          <w:rFonts w:ascii="Calibri" w:hAnsi="Calibri" w:cs="Calibri"/>
+          <w:b/>
+          <w:bCs/>
+          <w:i/>
+          <w:iCs/>
+        </w:rPr>
+        <w:t>file-location</w:t>
+      </w:r>
+      <w:r>
+        <w:rPr>
+          <w:rFonts w:ascii="Calibri" w:hAnsi="Calibri" w:cs="Calibri"/>
+        </w:rPr>
+        <w:t>.</w:t>
+      </w:r>
+    </w:p>
+    <w:p>
+      <w:pPr>
+        <w:pStyle w:val="ListParagraph"/>
+        <w:numPr>
+          <w:ilvl w:val="0"/>
+          <w:numId w:val="11"/>
+        </w:numPr>
+        <w:rPr>
+          <w:rFonts w:ascii="Calibri" w:hAnsi="Calibri" w:cs="Calibri"/>
+        </w:rPr>
+      </w:pPr>
+      <w:r>
+        <w:rPr>
+          <w:rFonts w:ascii="Calibri" w:hAnsi="Calibri" w:cs="Calibri"/>
+        </w:rPr>
+        <w:t xml:space="preserve">Obtain machine information by running the utility, </w:t>
+      </w:r>
+      <w:r>
+        <w:rPr>
+          <w:rFonts w:ascii="Calibri" w:hAnsi="Calibri" w:cs="Calibri"/>
+          <w:b/>
+          <w:bCs/>
+        </w:rPr>
+        <w:t>utility name</w:t>
+      </w:r>
+      <w:r>
+        <w:rPr>
+          <w:rFonts w:ascii="Calibri" w:hAnsi="Calibri" w:cs="Calibri"/>
+        </w:rPr>
+        <w:t>.  Save this information for later steps.</w:t>
+      </w:r>
+    </w:p>
+    <w:p>
+      <w:pPr>
+        <w:pStyle w:val="ListParagraph"/>
         <w:rPr>
           <w:rFonts w:ascii="Calibri" w:hAnsi="Calibri" w:cs="Calibri"/>
         </w:rPr>
@@ -97,14 +231,12 @@
         </w:rPr>
         <w:t xml:space="preserve">; ideally, a script to build the desired </w:t>
       </w:r>
-      <w:proofErr w:type="spellStart"/>
-      <w:r>
-        <w:rPr>
-          <w:rFonts w:ascii="Calibri" w:hAnsi="Calibri" w:cs="Calibri"/>
-        </w:rPr>
-        <w:t>vm</w:t>
-      </w:r>
-      <w:proofErr w:type="spellEnd"/>
+      <w:r>
+        <w:rPr>
+          <w:rFonts w:ascii="Calibri" w:hAnsi="Calibri" w:cs="Calibri"/>
+        </w:rPr>
+        <w:t>VM</w:t>
+      </w:r>
       <w:r>
         <w:rPr>
           <w:rFonts w:ascii="Calibri" w:hAnsi="Calibri" w:cs="Calibri"/>
@@ -199,7 +331,57 @@
         <w:rPr>
           <w:rFonts w:ascii="Calibri" w:hAnsi="Calibri" w:cs="Calibri"/>
         </w:rPr>
-        <w:t xml:space="preserve"> naming machine policy and files to be included in </w:t>
+        <w:t xml:space="preserve"> naming </w:t>
+      </w:r>
+      <w:r>
+        <w:rPr>
+          <w:rFonts w:ascii="Calibri" w:hAnsi="Calibri" w:cs="Calibri"/>
+        </w:rPr>
+        <w:t xml:space="preserve">the Linux </w:t>
+      </w:r>
+      <w:r>
+        <w:rPr>
+          <w:rFonts w:ascii="Calibri" w:hAnsi="Calibri" w:cs="Calibri"/>
+        </w:rPr>
+        <w:t xml:space="preserve">machine policy </w:t>
+      </w:r>
+      <w:r>
+        <w:rPr>
+          <w:rFonts w:ascii="Calibri" w:hAnsi="Calibri" w:cs="Calibri"/>
+        </w:rPr>
+        <w:t xml:space="preserve">file (e.g.-firewall rules, module loading, </w:t>
+      </w:r>
+      <w:proofErr w:type="gramStart"/>
+      <w:r>
+        <w:rPr>
+          <w:rFonts w:ascii="Calibri" w:hAnsi="Calibri" w:cs="Calibri"/>
+        </w:rPr>
+        <w:t>passwords,…</w:t>
+      </w:r>
+      <w:proofErr w:type="gramEnd"/>
+      <w:r>
+        <w:rPr>
+          <w:rFonts w:ascii="Calibri" w:hAnsi="Calibri" w:cs="Calibri"/>
+        </w:rPr>
+        <w:t xml:space="preserve">) </w:t>
+      </w:r>
+      <w:r>
+        <w:rPr>
+          <w:rFonts w:ascii="Calibri" w:hAnsi="Calibri" w:cs="Calibri"/>
+        </w:rPr>
+        <w:t xml:space="preserve">and </w:t>
+      </w:r>
+      <w:r>
+        <w:rPr>
+          <w:rFonts w:ascii="Calibri" w:hAnsi="Calibri" w:cs="Calibri"/>
+        </w:rPr>
+        <w:t xml:space="preserve">other </w:t>
+      </w:r>
+      <w:r>
+        <w:rPr>
+          <w:rFonts w:ascii="Calibri" w:hAnsi="Calibri" w:cs="Calibri"/>
+        </w:rPr>
+        <w:t xml:space="preserve">files to be included in </w:t>
       </w:r>
       <w:proofErr w:type="spellStart"/>
       <w:r>
@@ -251,7 +433,13 @@
         <w:rPr>
           <w:rFonts w:ascii="Calibri" w:hAnsi="Calibri" w:cs="Calibri"/>
         </w:rPr>
-        <w:t>A nice to have is a script to collect machine properties used to measure the VM</w:t>
+        <w:t>Directories for running</w:t>
+      </w:r>
+      <w:r>
+        <w:rPr>
+          <w:rFonts w:ascii="Calibri" w:hAnsi="Calibri" w:cs="Calibri"/>
+        </w:rPr>
+        <w:t xml:space="preserve"> the VM under the Certifier.</w:t>
       </w:r>
     </w:p>
     <w:p>
@@ -269,25 +457,19 @@
         <w:rPr>
           <w:rFonts w:ascii="Calibri" w:hAnsi="Calibri" w:cs="Calibri"/>
         </w:rPr>
-        <w:t>Directories for running.</w:t>
-      </w:r>
-    </w:p>
-    <w:p>
-      <w:pPr>
-        <w:pStyle w:val="ListParagraph"/>
-        <w:numPr>
-          <w:ilvl w:val="0"/>
-          <w:numId w:val="9"/>
-        </w:numPr>
-        <w:rPr>
-          <w:rFonts w:ascii="Calibri" w:hAnsi="Calibri" w:cs="Calibri"/>
-        </w:rPr>
-      </w:pPr>
-      <w:r>
-        <w:rPr>
-          <w:rFonts w:ascii="Calibri" w:hAnsi="Calibri" w:cs="Calibri"/>
-        </w:rPr>
-        <w:t>Nice to have: A deployment script for setting up the images on the host machine.</w:t>
+        <w:t>Nice to have: A deployment script for setting up the images on the host machine</w:t>
+      </w:r>
+      <w:r>
+        <w:rPr>
+          <w:rFonts w:ascii="Calibri" w:hAnsi="Calibri" w:cs="Calibri"/>
+        </w:rPr>
+        <w:t xml:space="preserve"> from some standard package</w:t>
+      </w:r>
+      <w:r>
+        <w:rPr>
+          <w:rFonts w:ascii="Calibri" w:hAnsi="Calibri" w:cs="Calibri"/>
+        </w:rPr>
+        <w:t>.</w:t>
       </w:r>
     </w:p>
     <w:p>
@@ -383,7 +565,25 @@
         <w:rPr>
           <w:rFonts w:ascii="Calibri" w:hAnsi="Calibri" w:cs="Calibri"/>
         </w:rPr>
-        <w:t xml:space="preserve"> on the machine</w:t>
+        <w:t xml:space="preserve"> on th</w:t>
+      </w:r>
+      <w:r>
+        <w:rPr>
+          <w:rFonts w:ascii="Calibri" w:hAnsi="Calibri" w:cs="Calibri"/>
+        </w:rPr>
+        <w:t>is</w:t>
+      </w:r>
+      <w:r>
+        <w:rPr>
+          <w:rFonts w:ascii="Calibri" w:hAnsi="Calibri" w:cs="Calibri"/>
+        </w:rPr>
+        <w:t xml:space="preserve"> machine</w:t>
+      </w:r>
+      <w:r>
+        <w:rPr>
+          <w:rFonts w:ascii="Calibri" w:hAnsi="Calibri" w:cs="Calibri"/>
+        </w:rPr>
+        <w:t>.</w:t>
       </w:r>
     </w:p>
     <w:p>
@@ -458,7 +658,13 @@
         <w:rPr>
           <w:rFonts w:ascii="Calibri" w:hAnsi="Calibri" w:cs="Calibri"/>
         </w:rPr>
-        <w:t>Initrd.img</w:t>
+        <w:t>i</w:t>
+      </w:r>
+      <w:r>
+        <w:rPr>
+          <w:rFonts w:ascii="Calibri" w:hAnsi="Calibri" w:cs="Calibri"/>
+        </w:rPr>
+        <w:t>nitrd.img</w:t>
       </w:r>
       <w:proofErr w:type="spellEnd"/>
     </w:p>
@@ -601,6 +807,7 @@
           <w:sz w:val="22"/>
           <w:szCs w:val="22"/>
         </w:rPr>
+        <w:lastRenderedPageBreak/>
         <w:t xml:space="preserve">number of </w:t>
       </w:r>
       <w:proofErr w:type="spellStart"/>
@@ -895,6 +1102,46 @@
     <w:p>
       <w:pPr>
         <w:pStyle w:val="ListParagraph"/>
+        <w:numPr>
+          <w:ilvl w:val="1"/>
+          <w:numId w:val="1"/>
+        </w:numPr>
+        <w:tabs>
+          <w:tab w:val="left" w:pos="560"/>
+          <w:tab w:val="left" w:pos="1120"/>
+          <w:tab w:val="left" w:pos="1680"/>
+          <w:tab w:val="left" w:pos="2240"/>
+          <w:tab w:val="left" w:pos="2800"/>
+          <w:tab w:val="left" w:pos="3360"/>
+          <w:tab w:val="left" w:pos="3920"/>
+          <w:tab w:val="left" w:pos="4480"/>
+          <w:tab w:val="left" w:pos="5040"/>
+          <w:tab w:val="left" w:pos="5600"/>
+          <w:tab w:val="left" w:pos="6160"/>
+          <w:tab w:val="left" w:pos="6720"/>
+        </w:tabs>
+        <w:autoSpaceDE w:val="0"/>
+        <w:autoSpaceDN w:val="0"/>
+        <w:adjustRightInd w:val="0"/>
+        <w:spacing w:after="0" w:line="240" w:lineRule="auto"/>
+        <w:rPr>
+          <w:rFonts w:ascii="Calibri" w:hAnsi="Calibri" w:cs="Calibri"/>
+        </w:rPr>
+      </w:pPr>
+      <w:r>
+        <w:rPr>
+          <w:rFonts w:ascii="Calibri" w:hAnsi="Calibri" w:cs="Calibri"/>
+          <w:color w:val="000000"/>
+          <w:kern w:val="0"/>
+          <w:sz w:val="22"/>
+          <w:szCs w:val="22"/>
+        </w:rPr>
+        <w:t>The command line for launching the VM.</w:t>
+      </w:r>
+    </w:p>
+    <w:p>
+      <w:pPr>
+        <w:pStyle w:val="ListParagraph"/>
         <w:tabs>
           <w:tab w:val="left" w:pos="560"/>
           <w:tab w:val="left" w:pos="1120"/>
@@ -1111,7 +1358,6 @@
         <w:rPr>
           <w:rFonts w:ascii="Calibri" w:hAnsi="Calibri" w:cs="Calibri"/>
         </w:rPr>
-        <w:lastRenderedPageBreak/>
         <w:t>The SEV feature</w:t>
       </w:r>
       <w:r>
@@ -1178,7 +1424,15 @@
           <w:b/>
           <w:bCs/>
         </w:rPr>
-        <w:t>The target VM</w:t>
+        <w:t>On each</w:t>
+      </w:r>
+      <w:r>
+        <w:rPr>
+          <w:rFonts w:ascii="Calibri" w:hAnsi="Calibri" w:cs="Calibri"/>
+          <w:b/>
+          <w:bCs/>
+        </w:rPr>
+        <w:t xml:space="preserve"> target VM</w:t>
       </w:r>
     </w:p>
     <w:p>
@@ -1220,7 +1474,25 @@
         <w:rPr>
           <w:rFonts w:ascii="Calibri" w:hAnsi="Calibri" w:cs="Calibri"/>
         </w:rPr>
-        <w:t xml:space="preserve"> must be supplied to the installation scripts</w:t>
+        <w:t xml:space="preserve"> must be supplied to the </w:t>
+      </w:r>
+      <w:r>
+        <w:rPr>
+          <w:rFonts w:ascii="Calibri" w:hAnsi="Calibri" w:cs="Calibri"/>
+        </w:rPr>
+        <w:t xml:space="preserve">certifier </w:t>
+      </w:r>
+      <w:r>
+        <w:rPr>
+          <w:rFonts w:ascii="Calibri" w:hAnsi="Calibri" w:cs="Calibri"/>
+        </w:rPr>
+        <w:t>installation scripts</w:t>
+      </w:r>
+      <w:r>
+        <w:rPr>
+          <w:rFonts w:ascii="Calibri" w:hAnsi="Calibri" w:cs="Calibri"/>
+        </w:rPr>
+        <w:t>.</w:t>
       </w:r>
     </w:p>
     <w:p>
@@ -1239,6 +1511,12 @@
           <w:rFonts w:ascii="Calibri" w:hAnsi="Calibri" w:cs="Calibri"/>
         </w:rPr>
         <w:t>The appropriate firmware</w:t>
+      </w:r>
+      <w:r>
+        <w:rPr>
+          <w:rFonts w:ascii="Calibri" w:hAnsi="Calibri" w:cs="Calibri"/>
+        </w:rPr>
+        <w:t xml:space="preserve"> (OVMF file).</w:t>
       </w:r>
     </w:p>
     <w:sectPr>
@@ -1598,6 +1876,178 @@
     </w:lvl>
   </w:abstractNum>
   <w:abstractNum w:abstractNumId="4" w15:restartNumberingAfterBreak="0">
+    <w:nsid w:val="3493248D"/>
+    <w:multiLevelType w:val="hybridMultilevel"/>
+    <w:tmpl w:val="E8D86800"/>
+    <w:lvl w:ilvl="0" w:tplc="0409000F">
+      <w:start w:val="1"/>
+      <w:numFmt w:val="decimal"/>
+      <w:lvlText w:val="%1."/>
+      <w:lvlJc w:val="left"/>
+      <w:pPr>
+        <w:ind w:left="720" w:hanging="360"/>
+      </w:pPr>
+    </w:lvl>
+    <w:lvl w:ilvl="1" w:tplc="04090019" w:tentative="1">
+      <w:start w:val="1"/>
+      <w:numFmt w:val="lowerLetter"/>
+      <w:lvlText w:val="%2."/>
+      <w:lvlJc w:val="left"/>
+      <w:pPr>
+        <w:ind w:left="1440" w:hanging="360"/>
+      </w:pPr>
+    </w:lvl>
+    <w:lvl w:ilvl="2" w:tplc="0409001B" w:tentative="1">
+      <w:start w:val="1"/>
+      <w:numFmt w:val="lowerRoman"/>
+      <w:lvlText w:val="%3."/>
+      <w:lvlJc w:val="right"/>
+      <w:pPr>
+        <w:ind w:left="2160" w:hanging="180"/>
+      </w:pPr>
+    </w:lvl>
+    <w:lvl w:ilvl="3" w:tplc="0409000F" w:tentative="1">
+      <w:start w:val="1"/>
+      <w:numFmt w:val="decimal"/>
+      <w:lvlText w:val="%4."/>
+      <w:lvlJc w:val="left"/>
+      <w:pPr>
+        <w:ind w:left="2880" w:hanging="360"/>
+      </w:pPr>
+    </w:lvl>
+    <w:lvl w:ilvl="4" w:tplc="04090019" w:tentative="1">
+      <w:start w:val="1"/>
+      <w:numFmt w:val="lowerLetter"/>
+      <w:lvlText w:val="%5."/>
+      <w:lvlJc w:val="left"/>
+      <w:pPr>
+        <w:ind w:left="3600" w:hanging="360"/>
+      </w:pPr>
+    </w:lvl>
+    <w:lvl w:ilvl="5" w:tplc="0409001B" w:tentative="1">
+      <w:start w:val="1"/>
+      <w:numFmt w:val="lowerRoman"/>
+      <w:lvlText w:val="%6."/>
+      <w:lvlJc w:val="right"/>
+      <w:pPr>
+        <w:ind w:left="4320" w:hanging="180"/>
+      </w:pPr>
+    </w:lvl>
+    <w:lvl w:ilvl="6" w:tplc="0409000F" w:tentative="1">
+      <w:start w:val="1"/>
+      <w:numFmt w:val="decimal"/>
+      <w:lvlText w:val="%7."/>
+      <w:lvlJc w:val="left"/>
+      <w:pPr>
+        <w:ind w:left="5040" w:hanging="360"/>
+      </w:pPr>
+    </w:lvl>
+    <w:lvl w:ilvl="7" w:tplc="04090019" w:tentative="1">
+      <w:start w:val="1"/>
+      <w:numFmt w:val="lowerLetter"/>
+      <w:lvlText w:val="%8."/>
+      <w:lvlJc w:val="left"/>
+      <w:pPr>
+        <w:ind w:left="5760" w:hanging="360"/>
+      </w:pPr>
+    </w:lvl>
+    <w:lvl w:ilvl="8" w:tplc="0409001B" w:tentative="1">
+      <w:start w:val="1"/>
+      <w:numFmt w:val="lowerRoman"/>
+      <w:lvlText w:val="%9."/>
+      <w:lvlJc w:val="right"/>
+      <w:pPr>
+        <w:ind w:left="6480" w:hanging="180"/>
+      </w:pPr>
+    </w:lvl>
+  </w:abstractNum>
+  <w:abstractNum w:abstractNumId="5" w15:restartNumberingAfterBreak="0">
+    <w:nsid w:val="38B077B3"/>
+    <w:multiLevelType w:val="hybridMultilevel"/>
+    <w:tmpl w:val="A87C3456"/>
+    <w:lvl w:ilvl="0" w:tplc="0409000F">
+      <w:start w:val="1"/>
+      <w:numFmt w:val="decimal"/>
+      <w:lvlText w:val="%1."/>
+      <w:lvlJc w:val="left"/>
+      <w:pPr>
+        <w:ind w:left="720" w:hanging="360"/>
+      </w:pPr>
+    </w:lvl>
+    <w:lvl w:ilvl="1" w:tplc="04090019" w:tentative="1">
+      <w:start w:val="1"/>
+      <w:numFmt w:val="lowerLetter"/>
+      <w:lvlText w:val="%2."/>
+      <w:lvlJc w:val="left"/>
+      <w:pPr>
+        <w:ind w:left="1440" w:hanging="360"/>
+      </w:pPr>
+    </w:lvl>
+    <w:lvl w:ilvl="2" w:tplc="0409001B" w:tentative="1">
+      <w:start w:val="1"/>
+      <w:numFmt w:val="lowerRoman"/>
+      <w:lvlText w:val="%3."/>
+      <w:lvlJc w:val="right"/>
+      <w:pPr>
+        <w:ind w:left="2160" w:hanging="180"/>
+      </w:pPr>
+    </w:lvl>
+    <w:lvl w:ilvl="3" w:tplc="0409000F" w:tentative="1">
+      <w:start w:val="1"/>
+      <w:numFmt w:val="decimal"/>
+      <w:lvlText w:val="%4."/>
+      <w:lvlJc w:val="left"/>
+      <w:pPr>
+        <w:ind w:left="2880" w:hanging="360"/>
+      </w:pPr>
+    </w:lvl>
+    <w:lvl w:ilvl="4" w:tplc="04090019" w:tentative="1">
+      <w:start w:val="1"/>
+      <w:numFmt w:val="lowerLetter"/>
+      <w:lvlText w:val="%5."/>
+      <w:lvlJc w:val="left"/>
+      <w:pPr>
+        <w:ind w:left="3600" w:hanging="360"/>
+      </w:pPr>
+    </w:lvl>
+    <w:lvl w:ilvl="5" w:tplc="0409001B" w:tentative="1">
+      <w:start w:val="1"/>
+      <w:numFmt w:val="lowerRoman"/>
+      <w:lvlText w:val="%6."/>
+      <w:lvlJc w:val="right"/>
+      <w:pPr>
+        <w:ind w:left="4320" w:hanging="180"/>
+      </w:pPr>
+    </w:lvl>
+    <w:lvl w:ilvl="6" w:tplc="0409000F" w:tentative="1">
+      <w:start w:val="1"/>
+      <w:numFmt w:val="decimal"/>
+      <w:lvlText w:val="%7."/>
+      <w:lvlJc w:val="left"/>
+      <w:pPr>
+        <w:ind w:left="5040" w:hanging="360"/>
+      </w:pPr>
+    </w:lvl>
+    <w:lvl w:ilvl="7" w:tplc="04090019" w:tentative="1">
+      <w:start w:val="1"/>
+      <w:numFmt w:val="lowerLetter"/>
+      <w:lvlText w:val="%8."/>
+      <w:lvlJc w:val="left"/>
+      <w:pPr>
+        <w:ind w:left="5760" w:hanging="360"/>
+      </w:pPr>
+    </w:lvl>
+    <w:lvl w:ilvl="8" w:tplc="0409001B" w:tentative="1">
+      <w:start w:val="1"/>
+      <w:numFmt w:val="lowerRoman"/>
+      <w:lvlText w:val="%9."/>
+      <w:lvlJc w:val="right"/>
+      <w:pPr>
+        <w:ind w:left="6480" w:hanging="180"/>
+      </w:pPr>
+    </w:lvl>
+  </w:abstractNum>
+  <w:abstractNum w:abstractNumId="6" w15:restartNumberingAfterBreak="0">
     <w:nsid w:val="48646842"/>
     <w:multiLevelType w:val="hybridMultilevel"/>
     <w:tmpl w:val="F832570E"/>
@@ -1683,7 +2133,7 @@
       </w:pPr>
     </w:lvl>
   </w:abstractNum>
-  <w:abstractNum w:abstractNumId="5" w15:restartNumberingAfterBreak="0">
+  <w:abstractNum w:abstractNumId="7" w15:restartNumberingAfterBreak="0">
     <w:nsid w:val="52084A67"/>
     <w:multiLevelType w:val="hybridMultilevel"/>
     <w:tmpl w:val="35AC8C14"/>
@@ -1769,7 +2219,7 @@
       </w:pPr>
     </w:lvl>
   </w:abstractNum>
-  <w:abstractNum w:abstractNumId="6" w15:restartNumberingAfterBreak="0">
+  <w:abstractNum w:abstractNumId="8" w15:restartNumberingAfterBreak="0">
     <w:nsid w:val="5EF17D49"/>
     <w:multiLevelType w:val="hybridMultilevel"/>
     <w:tmpl w:val="45D68B16"/>
@@ -1855,7 +2305,7 @@
       </w:pPr>
     </w:lvl>
   </w:abstractNum>
-  <w:abstractNum w:abstractNumId="7" w15:restartNumberingAfterBreak="0">
+  <w:abstractNum w:abstractNumId="9" w15:restartNumberingAfterBreak="0">
     <w:nsid w:val="6A4B18D3"/>
     <w:multiLevelType w:val="hybridMultilevel"/>
     <w:tmpl w:val="A620CADC"/>
@@ -1941,7 +2391,7 @@
       </w:pPr>
     </w:lvl>
   </w:abstractNum>
-  <w:abstractNum w:abstractNumId="8" w15:restartNumberingAfterBreak="0">
+  <w:abstractNum w:abstractNumId="10" w15:restartNumberingAfterBreak="0">
     <w:nsid w:val="7FF93F21"/>
     <w:multiLevelType w:val="multilevel"/>
     <w:tmpl w:val="64A69202"/>
@@ -2029,16 +2479,16 @@
     </w:lvl>
   </w:abstractNum>
   <w:num w:numId="1" w16cid:durableId="690379070">
-    <w:abstractNumId w:val="7"/>
+    <w:abstractNumId w:val="9"/>
   </w:num>
   <w:num w:numId="2" w16cid:durableId="1213231605">
     <w:abstractNumId w:val="1"/>
   </w:num>
   <w:num w:numId="3" w16cid:durableId="2037384220">
-    <w:abstractNumId w:val="6"/>
+    <w:abstractNumId w:val="8"/>
   </w:num>
   <w:num w:numId="4" w16cid:durableId="55127410">
-    <w:abstractNumId w:val="8"/>
+    <w:abstractNumId w:val="10"/>
   </w:num>
   <w:num w:numId="5" w16cid:durableId="661006872">
     <w:abstractNumId w:val="3"/>
@@ -2047,13 +2497,19 @@
     <w:abstractNumId w:val="0"/>
   </w:num>
   <w:num w:numId="7" w16cid:durableId="2048797293">
-    <w:abstractNumId w:val="4"/>
+    <w:abstractNumId w:val="6"/>
   </w:num>
   <w:num w:numId="8" w16cid:durableId="1454130836">
-    <w:abstractNumId w:val="5"/>
+    <w:abstractNumId w:val="7"/>
   </w:num>
   <w:num w:numId="9" w16cid:durableId="850607872">
     <w:abstractNumId w:val="2"/>
+  </w:num>
+  <w:num w:numId="10" w16cid:durableId="688068550">
+    <w:abstractNumId w:val="5"/>
+  </w:num>
+  <w:num w:numId="11" w16cid:durableId="1204825098">
+    <w:abstractNumId w:val="4"/>
   </w:num>
 </w:numbering>
 </file>

--- a/Doc/SevNeeds.docx
+++ b/Doc/SevNeeds.docx
@@ -21,30 +21,166 @@
           <w:sz w:val="36"/>
           <w:szCs w:val="36"/>
         </w:rPr>
-        <w:t>Requirements for Sev</w:t>
-      </w:r>
-    </w:p>
-    <w:p>
-      <w:pPr>
-        <w:rPr>
-          <w:rFonts w:ascii="Calibri" w:hAnsi="Calibri" w:cs="Calibri"/>
-        </w:rPr>
-      </w:pPr>
-    </w:p>
-    <w:p>
-      <w:pPr>
+        <w:t>Requirements for S</w:t>
+      </w:r>
+      <w:r>
         <w:rPr>
           <w:rFonts w:ascii="Calibri" w:hAnsi="Calibri" w:cs="Calibri"/>
           <w:b/>
           <w:bCs/>
-        </w:rPr>
-      </w:pPr>
-      <w:r>
+          <w:sz w:val="36"/>
+          <w:szCs w:val="36"/>
+        </w:rPr>
+        <w:t>EV-SNP tests and deployments</w:t>
+      </w:r>
+    </w:p>
+    <w:p>
+      <w:pPr>
+        <w:rPr>
+          <w:rFonts w:ascii="Calibri" w:hAnsi="Calibri" w:cs="Calibri"/>
+        </w:rPr>
+      </w:pPr>
+    </w:p>
+    <w:p>
+      <w:pPr>
+        <w:rPr>
+          <w:rFonts w:ascii="Calibri" w:hAnsi="Calibri" w:cs="Calibri"/>
+        </w:rPr>
+      </w:pPr>
+      <w:r>
+        <w:rPr>
+          <w:rFonts w:ascii="Calibri" w:hAnsi="Calibri" w:cs="Calibri"/>
+        </w:rPr>
+        <w:t>Here are instructions for each of up to five computer roles running the Certifier Framework supporting real sev-</w:t>
+      </w:r>
+      <w:proofErr w:type="spellStart"/>
+      <w:r>
+        <w:rPr>
+          <w:rFonts w:ascii="Calibri" w:hAnsi="Calibri" w:cs="Calibri"/>
+        </w:rPr>
+        <w:t>snp</w:t>
+      </w:r>
+      <w:proofErr w:type="spellEnd"/>
+      <w:r>
+        <w:rPr>
+          <w:rFonts w:ascii="Calibri" w:hAnsi="Calibri" w:cs="Calibri"/>
+        </w:rPr>
+        <w:t xml:space="preserve"> VMs.  In our automated tests, </w:t>
+      </w:r>
+      <w:proofErr w:type="gramStart"/>
+      <w:r>
+        <w:rPr>
+          <w:rFonts w:ascii="Calibri" w:hAnsi="Calibri" w:cs="Calibri"/>
+        </w:rPr>
+        <w:t xml:space="preserve">in  </w:t>
+      </w:r>
+      <w:r>
+        <w:rPr>
+          <w:rFonts w:ascii="Courier New" w:hAnsi="Courier New" w:cs="Courier New"/>
+        </w:rPr>
+        <w:t>$</w:t>
+      </w:r>
+      <w:proofErr w:type="gramEnd"/>
+      <w:r>
+        <w:rPr>
+          <w:rFonts w:ascii="Courier New" w:hAnsi="Courier New" w:cs="Courier New"/>
+        </w:rPr>
+        <w:t>CERTIFIER_ROOT</w:t>
+      </w:r>
+      <w:r>
+        <w:rPr>
+          <w:rFonts w:ascii="Courier New" w:hAnsi="Courier New" w:cs="Courier New"/>
+          <w:color w:val="000000"/>
+          <w:kern w:val="0"/>
+          <w:sz w:val="22"/>
+          <w:szCs w:val="22"/>
+        </w:rPr>
+        <w:t>/</w:t>
+      </w:r>
+      <w:proofErr w:type="spellStart"/>
+      <w:r>
+        <w:rPr>
+          <w:rFonts w:ascii="Courier New" w:hAnsi="Courier New" w:cs="Courier New"/>
+          <w:color w:val="000000"/>
+          <w:kern w:val="0"/>
+          <w:sz w:val="22"/>
+          <w:szCs w:val="22"/>
+        </w:rPr>
+        <w:t>vm_model_tools</w:t>
+      </w:r>
+      <w:proofErr w:type="spellEnd"/>
+      <w:r>
+        <w:rPr>
+          <w:rFonts w:ascii="Courier New" w:hAnsi="Courier New" w:cs="Courier New"/>
+          <w:color w:val="000000"/>
+          <w:kern w:val="0"/>
+          <w:sz w:val="22"/>
+          <w:szCs w:val="22"/>
+        </w:rPr>
+        <w:t>/examples/scenario1</w:t>
+      </w:r>
+      <w:r>
+        <w:rPr>
+          <w:rFonts w:ascii="Courier New" w:hAnsi="Courier New" w:cs="Courier New"/>
+          <w:color w:val="000000"/>
+          <w:kern w:val="0"/>
+          <w:sz w:val="22"/>
+          <w:szCs w:val="22"/>
+        </w:rPr>
+        <w:t>/run-test.sh</w:t>
+      </w:r>
+      <w:r>
+        <w:rPr>
+          <w:rFonts w:ascii="Calibri" w:hAnsi="Calibri" w:cs="Calibri"/>
+        </w:rPr>
+        <w:t xml:space="preserve">, all five roles operate on a single SEV-SNP computer, but this is not how real deployments are factored.  The instructions below descript the general case where there are five </w:t>
+      </w:r>
+      <w:proofErr w:type="spellStart"/>
+      <w:r>
+        <w:rPr>
+          <w:rFonts w:ascii="Calibri" w:hAnsi="Calibri" w:cs="Calibri"/>
+        </w:rPr>
+        <w:t>seperate</w:t>
+      </w:r>
+      <w:proofErr w:type="spellEnd"/>
+      <w:r>
+        <w:rPr>
+          <w:rFonts w:ascii="Calibri" w:hAnsi="Calibri" w:cs="Calibri"/>
+        </w:rPr>
+        <w:t xml:space="preserve"> machine roles.</w:t>
+      </w:r>
+    </w:p>
+    <w:p>
+      <w:pPr>
         <w:rPr>
           <w:rFonts w:ascii="Calibri" w:hAnsi="Calibri" w:cs="Calibri"/>
           <w:b/>
           <w:bCs/>
         </w:rPr>
+      </w:pPr>
+    </w:p>
+    <w:p>
+      <w:pPr>
+        <w:rPr>
+          <w:rFonts w:ascii="Calibri" w:hAnsi="Calibri" w:cs="Calibri"/>
+          <w:b/>
+          <w:bCs/>
+        </w:rPr>
+      </w:pPr>
+      <w:r>
+        <w:rPr>
+          <w:rFonts w:ascii="Calibri" w:hAnsi="Calibri" w:cs="Calibri"/>
+          <w:b/>
+          <w:bCs/>
+        </w:rPr>
+        <w:t xml:space="preserve">Role 1: </w:t>
+      </w:r>
+      <w:r>
+        <w:rPr>
+          <w:rFonts w:ascii="Calibri" w:hAnsi="Calibri" w:cs="Calibri"/>
+          <w:b/>
+          <w:bCs/>
+        </w:rPr>
         <w:t>A typical target (deployed) SEV machine</w:t>
       </w:r>
     </w:p>
@@ -64,13 +200,19 @@
         <w:rPr>
           <w:rFonts w:ascii="Calibri" w:hAnsi="Calibri" w:cs="Calibri"/>
         </w:rPr>
-        <w:t>to carry out the</w:t>
-      </w:r>
-      <w:r>
-        <w:rPr>
-          <w:rFonts w:ascii="Calibri" w:hAnsi="Calibri" w:cs="Calibri"/>
-        </w:rPr>
-        <w:t xml:space="preserve"> subsequent steps.  On a typical such machine:</w:t>
+        <w:t xml:space="preserve">to </w:t>
+      </w:r>
+      <w:r>
+        <w:rPr>
+          <w:rFonts w:ascii="Calibri" w:hAnsi="Calibri" w:cs="Calibri"/>
+        </w:rPr>
+        <w:t>proceed</w:t>
+      </w:r>
+      <w:r>
+        <w:rPr>
+          <w:rFonts w:ascii="Calibri" w:hAnsi="Calibri" w:cs="Calibri"/>
+        </w:rPr>
+        <w:t>.  On a typical such machine:</w:t>
       </w:r>
     </w:p>
     <w:p>
@@ -90,6 +232,12 @@
         </w:rPr>
         <w:t>Make sure SEV is enabled and the machine is “registered.”</w:t>
       </w:r>
+      <w:r>
+        <w:rPr>
+          <w:rFonts w:ascii="Calibri" w:hAnsi="Calibri" w:cs="Calibri"/>
+        </w:rPr>
+        <w:t xml:space="preserve"> </w:t>
+      </w:r>
     </w:p>
     <w:p>
       <w:pPr>
@@ -106,24 +254,127 @@
         <w:rPr>
           <w:rFonts w:ascii="Calibri" w:hAnsi="Calibri" w:cs="Calibri"/>
         </w:rPr>
-        <w:t xml:space="preserve">Get the ARK Certificate for this family of machines.  If the machine is registered, the ARK certificate should be in the following </w:t>
-      </w:r>
-      <w:r>
-        <w:rPr>
-          <w:rFonts w:ascii="Calibri" w:hAnsi="Calibri" w:cs="Calibri"/>
-          <w:b/>
-          <w:bCs/>
-          <w:i/>
-          <w:iCs/>
-        </w:rPr>
-        <w:t>file-location</w:t>
-      </w:r>
-      <w:r>
-        <w:rPr>
-          <w:rFonts w:ascii="Calibri" w:hAnsi="Calibri" w:cs="Calibri"/>
-        </w:rPr>
-        <w:t>.</w:t>
-      </w:r>
+        <w:t xml:space="preserve">Get the ARK Certificate for this family of machines.  </w:t>
+      </w:r>
+      <w:r>
+        <w:rPr>
+          <w:rFonts w:ascii="Calibri" w:hAnsi="Calibri" w:cs="Calibri"/>
+        </w:rPr>
+        <w:t>You can get the ARK, ASK and VCEK certs by callin</w:t>
+      </w:r>
+      <w:r>
+        <w:rPr>
+          <w:rFonts w:ascii="Calibri" w:hAnsi="Calibri" w:cs="Calibri"/>
+        </w:rPr>
+        <w:t>g</w:t>
+      </w:r>
+      <w:r>
+        <w:rPr>
+          <w:rFonts w:ascii="Calibri" w:hAnsi="Calibri" w:cs="Calibri"/>
+        </w:rPr>
+        <w:t xml:space="preserve"> the </w:t>
+      </w:r>
+      <w:proofErr w:type="spellStart"/>
+      <w:r>
+        <w:rPr>
+          <w:rFonts w:ascii="Calibri" w:hAnsi="Calibri" w:cs="Calibri"/>
+        </w:rPr>
+        <w:t>snpguest</w:t>
+      </w:r>
+      <w:proofErr w:type="spellEnd"/>
+      <w:r>
+        <w:rPr>
+          <w:rFonts w:ascii="Calibri" w:hAnsi="Calibri" w:cs="Calibri"/>
+        </w:rPr>
+        <w:t xml:space="preserve"> utility supplied by AMD.  </w:t>
+      </w:r>
+    </w:p>
+    <w:p>
+      <w:pPr>
+        <w:shd w:val="clear" w:color="auto" w:fill="F6F8FA"/>
+        <w:tabs>
+          <w:tab w:val="left" w:pos="916"/>
+          <w:tab w:val="left" w:pos="1832"/>
+          <w:tab w:val="left" w:pos="2748"/>
+          <w:tab w:val="left" w:pos="3664"/>
+          <w:tab w:val="left" w:pos="4580"/>
+          <w:tab w:val="left" w:pos="5496"/>
+          <w:tab w:val="left" w:pos="6412"/>
+          <w:tab w:val="left" w:pos="7328"/>
+          <w:tab w:val="left" w:pos="8244"/>
+          <w:tab w:val="left" w:pos="9160"/>
+          <w:tab w:val="left" w:pos="10076"/>
+          <w:tab w:val="left" w:pos="10992"/>
+          <w:tab w:val="left" w:pos="11908"/>
+          <w:tab w:val="left" w:pos="12824"/>
+          <w:tab w:val="left" w:pos="13740"/>
+          <w:tab w:val="left" w:pos="14656"/>
+        </w:tabs>
+        <w:spacing w:after="0" w:line="240" w:lineRule="auto"/>
+        <w:ind w:left="916"/>
+        <w:rPr>
+          <w:rFonts w:ascii="Courier New" w:eastAsia="Times New Roman" w:hAnsi="Courier New" w:cs="Courier New"/>
+          <w:color w:val="1F2328"/>
+          <w:kern w:val="0"/>
+          <w:sz w:val="20"/>
+          <w:szCs w:val="20"/>
+          <w14:ligatures w14:val="none"/>
+        </w:rPr>
+      </w:pPr>
+      <w:proofErr w:type="spellStart"/>
+      <w:r>
+        <w:rPr>
+          <w:rFonts w:ascii="Courier New" w:eastAsia="Times New Roman" w:hAnsi="Courier New" w:cs="Courier New"/>
+          <w:color w:val="1F2328"/>
+          <w:kern w:val="0"/>
+          <w:sz w:val="20"/>
+          <w:szCs w:val="20"/>
+          <w14:ligatures w14:val="none"/>
+        </w:rPr>
+        <w:t>snpguest</w:t>
+      </w:r>
+      <w:proofErr w:type="spellEnd"/>
+      <w:r>
+        <w:rPr>
+          <w:rFonts w:ascii="Courier New" w:eastAsia="Times New Roman" w:hAnsi="Courier New" w:cs="Courier New"/>
+          <w:color w:val="1F2328"/>
+          <w:kern w:val="0"/>
+          <w:sz w:val="20"/>
+          <w:szCs w:val="20"/>
+          <w14:ligatures w14:val="none"/>
+        </w:rPr>
+        <w:t xml:space="preserve"> certificates </w:t>
+      </w:r>
+      <w:r>
+        <w:rPr>
+          <w:rFonts w:ascii="Courier New" w:eastAsia="Times New Roman" w:hAnsi="Courier New" w:cs="Courier New"/>
+          <w:color w:val="1F2328"/>
+          <w:kern w:val="0"/>
+          <w:sz w:val="20"/>
+          <w:szCs w:val="20"/>
+          <w14:ligatures w14:val="none"/>
+        </w:rPr>
+        <w:t>der</w:t>
+      </w:r>
+      <w:r>
+        <w:rPr>
+          <w:rFonts w:ascii="Courier New" w:eastAsia="Times New Roman" w:hAnsi="Courier New" w:cs="Courier New"/>
+          <w:color w:val="1F2328"/>
+          <w:kern w:val="0"/>
+          <w:sz w:val="20"/>
+          <w:szCs w:val="20"/>
+          <w14:ligatures w14:val="none"/>
+        </w:rPr>
+        <w:t xml:space="preserve"> $CERTS_DIR</w:t>
+      </w:r>
+    </w:p>
+    <w:p>
+      <w:pPr>
+        <w:pStyle w:val="ListParagraph"/>
+        <w:rPr>
+          <w:rFonts w:ascii="Calibri" w:hAnsi="Calibri" w:cs="Calibri"/>
+        </w:rPr>
+      </w:pPr>
     </w:p>
     <w:p>
       <w:pPr>
@@ -140,39 +391,167 @@
         <w:rPr>
           <w:rFonts w:ascii="Calibri" w:hAnsi="Calibri" w:cs="Calibri"/>
         </w:rPr>
-        <w:t xml:space="preserve">Obtain machine information by running the utility, </w:t>
-      </w:r>
-      <w:r>
+        <w:t>Once you’ve done that</w:t>
+      </w:r>
+      <w:r>
+        <w:rPr>
+          <w:rFonts w:ascii="Calibri" w:hAnsi="Calibri" w:cs="Calibri"/>
+        </w:rPr>
+        <w:t xml:space="preserve">, the ARK certificate should be in the </w:t>
+      </w:r>
+      <w:r>
+        <w:rPr>
+          <w:rFonts w:ascii="Calibri" w:hAnsi="Calibri" w:cs="Calibri"/>
+        </w:rPr>
+        <w:t xml:space="preserve">directory you specified in that command </w:t>
+      </w:r>
+      <w:r>
+        <w:rPr>
+          <w:rFonts w:ascii="Calibri" w:hAnsi="Calibri" w:cs="Calibri"/>
+        </w:rPr>
+        <w:t>($CERTS_DIR)</w:t>
+      </w:r>
+      <w:r>
+        <w:rPr>
+          <w:rFonts w:ascii="Calibri" w:hAnsi="Calibri" w:cs="Calibri"/>
+        </w:rPr>
+        <w:t>.</w:t>
+      </w:r>
+      <w:r>
+        <w:rPr>
+          <w:rFonts w:ascii="Calibri" w:hAnsi="Calibri" w:cs="Calibri"/>
+        </w:rPr>
+        <w:t xml:space="preserve">  The ARK cert is needed for the Certifier Server policy generation.  All three certs are needed on each target machine.</w:t>
+      </w:r>
+    </w:p>
+    <w:p>
+      <w:pPr>
+        <w:pStyle w:val="ListParagraph"/>
+        <w:numPr>
+          <w:ilvl w:val="0"/>
+          <w:numId w:val="11"/>
+        </w:numPr>
+        <w:rPr>
+          <w:rFonts w:ascii="Calibri" w:hAnsi="Calibri" w:cs="Calibri"/>
+        </w:rPr>
+      </w:pPr>
+      <w:r>
+        <w:rPr>
+          <w:rFonts w:ascii="Calibri" w:hAnsi="Calibri" w:cs="Calibri"/>
+        </w:rPr>
+        <w:t xml:space="preserve">Obtain machine information </w:t>
+      </w:r>
+      <w:r>
+        <w:rPr>
+          <w:rFonts w:ascii="Calibri" w:hAnsi="Calibri" w:cs="Calibri"/>
+        </w:rPr>
+        <w:t xml:space="preserve">about SEV-SNP versions </w:t>
+      </w:r>
+      <w:r>
+        <w:rPr>
+          <w:rFonts w:ascii="Calibri" w:hAnsi="Calibri" w:cs="Calibri"/>
+        </w:rPr>
+        <w:t xml:space="preserve">by running the utility, </w:t>
+      </w:r>
+      <w:r>
+        <w:rPr>
+          <w:rFonts w:ascii="Calibri" w:hAnsi="Calibri" w:cs="Calibri"/>
+        </w:rPr>
+        <w:t>cupid.exe</w:t>
+      </w:r>
+      <w:r>
+        <w:rPr>
+          <w:rFonts w:ascii="Calibri" w:hAnsi="Calibri" w:cs="Calibri"/>
+        </w:rPr>
+        <w:t xml:space="preserve"> in the $CERTIFIER_ROOT/utilities directory</w:t>
+      </w:r>
+      <w:r>
+        <w:rPr>
+          <w:rFonts w:ascii="Calibri" w:hAnsi="Calibri" w:cs="Calibri"/>
+        </w:rPr>
+        <w:t>.  Save this</w:t>
+      </w:r>
+      <w:r>
+        <w:rPr>
+          <w:rFonts w:ascii="Calibri" w:hAnsi="Calibri" w:cs="Calibri"/>
+        </w:rPr>
+        <w:t xml:space="preserve"> for obtaining</w:t>
+      </w:r>
+      <w:r>
+        <w:rPr>
+          <w:rFonts w:ascii="Calibri" w:hAnsi="Calibri" w:cs="Calibri"/>
+        </w:rPr>
+        <w:t xml:space="preserve"> information</w:t>
+      </w:r>
+      <w:r>
+        <w:rPr>
+          <w:rFonts w:ascii="Calibri" w:hAnsi="Calibri" w:cs="Calibri"/>
+        </w:rPr>
+        <w:t xml:space="preserve"> </w:t>
+      </w:r>
+      <w:r>
+        <w:rPr>
+          <w:rFonts w:ascii="Calibri" w:hAnsi="Calibri" w:cs="Calibri"/>
+        </w:rPr>
+        <w:t xml:space="preserve">needed in subsequent steps </w:t>
+      </w:r>
+      <w:r>
+        <w:rPr>
+          <w:rFonts w:ascii="Calibri" w:hAnsi="Calibri" w:cs="Calibri"/>
+        </w:rPr>
+        <w:t xml:space="preserve">(like </w:t>
+      </w:r>
+      <w:proofErr w:type="spellStart"/>
+      <w:r>
+        <w:rPr>
+          <w:rFonts w:ascii="Calibri" w:hAnsi="Calibri" w:cs="Calibri"/>
+        </w:rPr>
+        <w:t>cp</w:t>
+      </w:r>
+      <w:r>
+        <w:rPr>
+          <w:rFonts w:ascii="Calibri" w:hAnsi="Calibri" w:cs="Calibri"/>
+        </w:rPr>
+        <w:t>u</w:t>
+      </w:r>
+      <w:proofErr w:type="spellEnd"/>
+      <w:r>
+        <w:rPr>
+          <w:rFonts w:ascii="Calibri" w:hAnsi="Calibri" w:cs="Calibri"/>
+        </w:rPr>
+        <w:t>-type, stepping, …)</w:t>
+      </w:r>
+      <w:r>
+        <w:rPr>
+          <w:rFonts w:ascii="Calibri" w:hAnsi="Calibri" w:cs="Calibri"/>
+        </w:rPr>
+        <w:t>.</w:t>
+      </w:r>
+    </w:p>
+    <w:p>
+      <w:pPr>
+        <w:pStyle w:val="ListParagraph"/>
+        <w:rPr>
+          <w:rFonts w:ascii="Calibri" w:hAnsi="Calibri" w:cs="Calibri"/>
+        </w:rPr>
+      </w:pPr>
+    </w:p>
+    <w:p>
+      <w:pPr>
         <w:rPr>
           <w:rFonts w:ascii="Calibri" w:hAnsi="Calibri" w:cs="Calibri"/>
           <w:b/>
           <w:bCs/>
         </w:rPr>
-        <w:t>utility name</w:t>
-      </w:r>
-      <w:r>
-        <w:rPr>
-          <w:rFonts w:ascii="Calibri" w:hAnsi="Calibri" w:cs="Calibri"/>
-        </w:rPr>
-        <w:t>.  Save this information for later steps.</w:t>
-      </w:r>
-    </w:p>
-    <w:p>
-      <w:pPr>
-        <w:pStyle w:val="ListParagraph"/>
-        <w:rPr>
-          <w:rFonts w:ascii="Calibri" w:hAnsi="Calibri" w:cs="Calibri"/>
-        </w:rPr>
-      </w:pPr>
-    </w:p>
-    <w:p>
-      <w:pPr>
+      </w:pPr>
+      <w:r>
         <w:rPr>
           <w:rFonts w:ascii="Calibri" w:hAnsi="Calibri" w:cs="Calibri"/>
           <w:b/>
           <w:bCs/>
         </w:rPr>
-      </w:pPr>
+        <w:t xml:space="preserve">Role 2: </w:t>
+      </w:r>
       <w:r>
         <w:rPr>
           <w:rFonts w:ascii="Calibri" w:hAnsi="Calibri" w:cs="Calibri"/>
@@ -215,12 +594,180 @@
         <w:rPr>
           <w:rFonts w:ascii="Calibri" w:hAnsi="Calibri" w:cs="Calibri"/>
         </w:rPr>
-        <w:t xml:space="preserve">At a minimum, a </w:t>
+        <w:t>We support two types of tests.  For fully automated tests (</w:t>
+      </w:r>
+      <w:r>
+        <w:rPr>
+          <w:rFonts w:ascii="Courier New" w:hAnsi="Courier New" w:cs="Courier New"/>
+        </w:rPr>
+        <w:t>“run-test.sh”)</w:t>
+      </w:r>
+      <w:r>
+        <w:rPr>
+          <w:rFonts w:ascii="Calibri" w:hAnsi="Calibri" w:cs="Calibri"/>
+        </w:rPr>
+        <w:t xml:space="preserve">, </w:t>
+      </w:r>
+      <w:r>
+        <w:rPr>
+          <w:rFonts w:ascii="Calibri" w:hAnsi="Calibri" w:cs="Calibri"/>
+        </w:rPr>
+        <w:t xml:space="preserve">there is a subscript in </w:t>
+      </w:r>
+      <w:r>
+        <w:rPr>
+          <w:rFonts w:ascii="Courier New" w:hAnsi="Courier New" w:cs="Courier New"/>
+        </w:rPr>
+        <w:t>$CERTIFIER_ROOT</w:t>
+      </w:r>
+      <w:r>
+        <w:rPr>
+          <w:rFonts w:ascii="Courier New" w:hAnsi="Courier New" w:cs="Courier New"/>
+          <w:color w:val="000000"/>
+          <w:kern w:val="0"/>
+          <w:sz w:val="22"/>
+          <w:szCs w:val="22"/>
+        </w:rPr>
+        <w:t>/</w:t>
       </w:r>
       <w:proofErr w:type="spellStart"/>
       <w:r>
         <w:rPr>
-          <w:rFonts w:ascii="Calibri" w:hAnsi="Calibri" w:cs="Calibri"/>
+          <w:rFonts w:ascii="Courier New" w:hAnsi="Courier New" w:cs="Courier New"/>
+          <w:color w:val="000000"/>
+          <w:kern w:val="0"/>
+          <w:sz w:val="22"/>
+          <w:szCs w:val="22"/>
+        </w:rPr>
+        <w:t>vm_model_tools</w:t>
+      </w:r>
+      <w:proofErr w:type="spellEnd"/>
+      <w:r>
+        <w:rPr>
+          <w:rFonts w:ascii="Courier New" w:hAnsi="Courier New" w:cs="Courier New"/>
+          <w:color w:val="000000"/>
+          <w:kern w:val="0"/>
+          <w:sz w:val="22"/>
+          <w:szCs w:val="22"/>
+        </w:rPr>
+        <w:t>/examples/scenario1</w:t>
+      </w:r>
+      <w:r>
+        <w:rPr>
+          <w:rFonts w:ascii="Courier New" w:hAnsi="Courier New" w:cs="Courier New"/>
+          <w:color w:val="000000"/>
+          <w:kern w:val="0"/>
+          <w:sz w:val="22"/>
+          <w:szCs w:val="22"/>
+        </w:rPr>
+        <w:t xml:space="preserve"> </w:t>
+      </w:r>
+      <w:r>
+        <w:rPr>
+          <w:rFonts w:ascii="Calibri" w:hAnsi="Calibri" w:cs="Calibri"/>
+          <w:color w:val="000000"/>
+          <w:kern w:val="0"/>
+        </w:rPr>
+        <w:t>called</w:t>
+      </w:r>
+      <w:r>
+        <w:rPr>
+          <w:rFonts w:ascii="Calibri" w:hAnsi="Calibri" w:cs="Calibri"/>
+          <w:color w:val="000000"/>
+          <w:kern w:val="0"/>
+          <w:sz w:val="22"/>
+          <w:szCs w:val="22"/>
+        </w:rPr>
+        <w:t xml:space="preserve"> </w:t>
+      </w:r>
+      <w:r>
+        <w:rPr>
+          <w:rFonts w:ascii="Courier New" w:hAnsi="Courier New" w:cs="Courier New"/>
+          <w:color w:val="000000"/>
+          <w:kern w:val="0"/>
+          <w:sz w:val="22"/>
+          <w:szCs w:val="22"/>
+        </w:rPr>
+        <w:t>build-vm.sh</w:t>
+      </w:r>
+      <w:r>
+        <w:rPr>
+          <w:rFonts w:ascii="Calibri" w:hAnsi="Calibri" w:cs="Calibri"/>
+          <w:color w:val="000000"/>
+          <w:kern w:val="0"/>
+          <w:sz w:val="22"/>
+          <w:szCs w:val="22"/>
+        </w:rPr>
+        <w:t xml:space="preserve"> </w:t>
+      </w:r>
+      <w:r>
+        <w:rPr>
+          <w:rFonts w:ascii="Calibri" w:hAnsi="Calibri" w:cs="Calibri"/>
+          <w:color w:val="000000"/>
+          <w:kern w:val="0"/>
+        </w:rPr>
+        <w:t>and a companion script,</w:t>
+      </w:r>
+      <w:r>
+        <w:rPr>
+          <w:rFonts w:ascii="Calibri" w:hAnsi="Calibri" w:cs="Calibri"/>
+          <w:color w:val="000000"/>
+          <w:kern w:val="0"/>
+          <w:sz w:val="22"/>
+          <w:szCs w:val="22"/>
+        </w:rPr>
+        <w:t xml:space="preserve"> </w:t>
+      </w:r>
+      <w:r>
+        <w:rPr>
+          <w:rFonts w:ascii="Courier New" w:hAnsi="Courier New" w:cs="Courier New"/>
+          <w:color w:val="000000"/>
+          <w:kern w:val="0"/>
+          <w:sz w:val="22"/>
+          <w:szCs w:val="22"/>
+        </w:rPr>
+        <w:t>copy-vm-files.sh</w:t>
+      </w:r>
+      <w:r>
+        <w:rPr>
+          <w:rFonts w:ascii="Calibri" w:hAnsi="Calibri" w:cs="Calibri"/>
+          <w:color w:val="000000"/>
+          <w:kern w:val="0"/>
+          <w:sz w:val="22"/>
+          <w:szCs w:val="22"/>
+        </w:rPr>
+        <w:t>,</w:t>
+      </w:r>
+      <w:r>
+        <w:rPr>
+          <w:rFonts w:ascii="Calibri" w:hAnsi="Calibri" w:cs="Calibri"/>
+          <w:color w:val="000000"/>
+          <w:kern w:val="0"/>
+        </w:rPr>
+        <w:t xml:space="preserve"> together </w:t>
+      </w:r>
+      <w:r>
+        <w:rPr>
+          <w:rFonts w:ascii="Calibri" w:hAnsi="Calibri" w:cs="Calibri"/>
+          <w:color w:val="000000"/>
+          <w:kern w:val="0"/>
+        </w:rPr>
+        <w:t xml:space="preserve">these </w:t>
+      </w:r>
+      <w:r>
+        <w:rPr>
+          <w:rFonts w:ascii="Calibri" w:hAnsi="Calibri" w:cs="Calibri"/>
+          <w:color w:val="000000"/>
+          <w:kern w:val="0"/>
+        </w:rPr>
+        <w:t xml:space="preserve">build the appropriate </w:t>
+      </w:r>
+      <w:proofErr w:type="spellStart"/>
+      <w:r>
+        <w:rPr>
+          <w:rFonts w:ascii="Calibri" w:hAnsi="Calibri" w:cs="Calibri"/>
+          <w:color w:val="000000"/>
+          <w:kern w:val="0"/>
         </w:rPr>
         <w:t>vmlinuz</w:t>
       </w:r>
@@ -228,53 +775,218 @@
       <w:r>
         <w:rPr>
           <w:rFonts w:ascii="Calibri" w:hAnsi="Calibri" w:cs="Calibri"/>
-        </w:rPr>
-        <w:t xml:space="preserve">; ideally, a script to build the desired </w:t>
-      </w:r>
-      <w:r>
-        <w:rPr>
-          <w:rFonts w:ascii="Calibri" w:hAnsi="Calibri" w:cs="Calibri"/>
-        </w:rPr>
-        <w:t>VM</w:t>
-      </w:r>
-      <w:r>
-        <w:rPr>
-          <w:rFonts w:ascii="Calibri" w:hAnsi="Calibri" w:cs="Calibri"/>
-        </w:rPr>
-        <w:t xml:space="preserve"> with the desired packages</w:t>
-      </w:r>
-      <w:r>
-        <w:rPr>
-          <w:rFonts w:ascii="Calibri" w:hAnsi="Calibri" w:cs="Calibri"/>
-        </w:rPr>
-        <w:t>.</w:t>
-      </w:r>
-      <w:r>
-        <w:rPr>
-          <w:rFonts w:ascii="Calibri" w:hAnsi="Calibri" w:cs="Calibri"/>
-        </w:rPr>
-        <w:t xml:space="preserve">  The </w:t>
+          <w:color w:val="000000"/>
+          <w:kern w:val="0"/>
+        </w:rPr>
+        <w:t xml:space="preserve"> and </w:t>
       </w:r>
       <w:proofErr w:type="spellStart"/>
       <w:r>
         <w:rPr>
           <w:rFonts w:ascii="Calibri" w:hAnsi="Calibri" w:cs="Calibri"/>
-        </w:rPr>
-        <w:t>vmlinuz</w:t>
+          <w:color w:val="000000"/>
+          <w:kern w:val="0"/>
+        </w:rPr>
+        <w:t>initrd.img</w:t>
       </w:r>
       <w:proofErr w:type="spellEnd"/>
       <w:r>
         <w:rPr>
           <w:rFonts w:ascii="Calibri" w:hAnsi="Calibri" w:cs="Calibri"/>
-        </w:rPr>
-        <w:t xml:space="preserve"> should have the sev device driver.</w:t>
+          <w:color w:val="000000"/>
+          <w:kern w:val="0"/>
+        </w:rPr>
+        <w:t xml:space="preserve"> files for the tests.  If you are running the automated tests on an sev VM as implemented in</w:t>
+      </w:r>
+      <w:r>
+        <w:rPr>
+          <w:rFonts w:ascii="Calibri" w:hAnsi="Calibri" w:cs="Calibri"/>
+          <w:color w:val="000000"/>
+          <w:kern w:val="0"/>
+          <w:sz w:val="22"/>
+          <w:szCs w:val="22"/>
+        </w:rPr>
+        <w:t xml:space="preserve"> </w:t>
+      </w:r>
+      <w:r>
+        <w:rPr>
+          <w:rFonts w:ascii="Courier New" w:hAnsi="Courier New" w:cs="Courier New"/>
+        </w:rPr>
+        <w:t>run-test.sh</w:t>
+      </w:r>
+      <w:r>
+        <w:rPr>
+          <w:rFonts w:ascii="Calibri" w:hAnsi="Calibri" w:cs="Calibri"/>
+          <w:color w:val="000000"/>
+          <w:kern w:val="0"/>
+          <w:sz w:val="22"/>
+          <w:szCs w:val="22"/>
+        </w:rPr>
+        <w:t>,</w:t>
+      </w:r>
+      <w:r>
+        <w:rPr>
+          <w:rFonts w:ascii="Calibri" w:hAnsi="Calibri" w:cs="Calibri"/>
+          <w:color w:val="000000"/>
+          <w:kern w:val="0"/>
+        </w:rPr>
+        <w:t xml:space="preserve"> where the build, target, and policy server all run in the same VM, you simply call that script.  If not, there are separate instructions in the scenario1 example that describe alternate test and deployment scenarios</w:t>
+      </w:r>
+      <w:r>
+        <w:rPr>
+          <w:rFonts w:ascii="Calibri" w:hAnsi="Calibri" w:cs="Calibri"/>
+          <w:color w:val="000000"/>
+          <w:kern w:val="0"/>
+        </w:rPr>
+        <w:t xml:space="preserve"> as well as provided some supporting shell script examples</w:t>
+      </w:r>
+      <w:r>
+        <w:rPr>
+          <w:rFonts w:ascii="Calibri" w:hAnsi="Calibri" w:cs="Calibri"/>
+          <w:color w:val="000000"/>
+          <w:kern w:val="0"/>
+        </w:rPr>
+        <w:t>.  Some</w:t>
+      </w:r>
+      <w:r>
+        <w:rPr>
+          <w:rFonts w:ascii="Calibri" w:hAnsi="Calibri" w:cs="Calibri"/>
+          <w:color w:val="000000"/>
+          <w:kern w:val="0"/>
+        </w:rPr>
+        <w:t xml:space="preserve"> </w:t>
+      </w:r>
+      <w:r>
+        <w:rPr>
+          <w:rFonts w:ascii="Calibri" w:hAnsi="Calibri" w:cs="Calibri"/>
+          <w:color w:val="000000"/>
+          <w:kern w:val="0"/>
+        </w:rPr>
+        <w:lastRenderedPageBreak/>
+        <w:t>alternatives</w:t>
+      </w:r>
+      <w:r>
+        <w:rPr>
+          <w:rFonts w:ascii="Calibri" w:hAnsi="Calibri" w:cs="Calibri"/>
+          <w:color w:val="000000"/>
+          <w:kern w:val="0"/>
+        </w:rPr>
+        <w:t xml:space="preserve">, for example, on AWS, omit building a custom VM and use prebuilt VMs.   </w:t>
+      </w:r>
+      <w:r>
+        <w:rPr>
+          <w:rFonts w:ascii="Calibri" w:hAnsi="Calibri" w:cs="Calibri"/>
+          <w:color w:val="000000"/>
+          <w:kern w:val="0"/>
+        </w:rPr>
+        <w:t xml:space="preserve">For </w:t>
+      </w:r>
+      <w:proofErr w:type="spellStart"/>
+      <w:r>
+        <w:rPr>
+          <w:rFonts w:ascii="Calibri" w:hAnsi="Calibri" w:cs="Calibri"/>
+          <w:color w:val="000000"/>
+          <w:kern w:val="0"/>
+        </w:rPr>
+        <w:t>Datica</w:t>
+      </w:r>
+      <w:proofErr w:type="spellEnd"/>
+      <w:r>
+        <w:rPr>
+          <w:rFonts w:ascii="Calibri" w:hAnsi="Calibri" w:cs="Calibri"/>
+          <w:color w:val="000000"/>
+          <w:kern w:val="0"/>
+        </w:rPr>
+        <w:t xml:space="preserve"> tools</w:t>
+      </w:r>
+      <w:r>
+        <w:rPr>
+          <w:rFonts w:ascii="Calibri" w:hAnsi="Calibri" w:cs="Calibri"/>
+          <w:color w:val="000000"/>
+          <w:kern w:val="0"/>
+        </w:rPr>
+        <w:t xml:space="preserve"> (in a separate repository, called </w:t>
+      </w:r>
+      <w:proofErr w:type="spellStart"/>
+      <w:r>
+        <w:rPr>
+          <w:rFonts w:ascii="Calibri" w:hAnsi="Calibri" w:cs="Calibri"/>
+          <w:color w:val="000000"/>
+          <w:kern w:val="0"/>
+        </w:rPr>
+        <w:t>DexTools</w:t>
+      </w:r>
+      <w:proofErr w:type="spellEnd"/>
+      <w:r>
+        <w:rPr>
+          <w:rFonts w:ascii="Calibri" w:hAnsi="Calibri" w:cs="Calibri"/>
+          <w:color w:val="000000"/>
+          <w:kern w:val="0"/>
+        </w:rPr>
+        <w:t>)</w:t>
+      </w:r>
+      <w:r>
+        <w:rPr>
+          <w:rFonts w:ascii="Calibri" w:hAnsi="Calibri" w:cs="Calibri"/>
+          <w:color w:val="000000"/>
+          <w:kern w:val="0"/>
+        </w:rPr>
+        <w:t xml:space="preserve">, there is a set of scripts that build VMs and integrity protected file systems </w:t>
+      </w:r>
+      <w:r>
+        <w:rPr>
+          <w:rFonts w:ascii="Calibri" w:hAnsi="Calibri" w:cs="Calibri"/>
+          <w:color w:val="000000"/>
+          <w:kern w:val="0"/>
+        </w:rPr>
+        <w:t xml:space="preserve">that work </w:t>
+      </w:r>
+      <w:r>
+        <w:rPr>
+          <w:rFonts w:ascii="Calibri" w:hAnsi="Calibri" w:cs="Calibri"/>
+          <w:color w:val="000000"/>
+          <w:kern w:val="0"/>
+        </w:rPr>
+        <w:t xml:space="preserve">in a slightly different way.  </w:t>
+      </w:r>
+      <w:r>
+        <w:rPr>
+          <w:rFonts w:ascii="Calibri" w:hAnsi="Calibri" w:cs="Calibri"/>
+          <w:color w:val="000000"/>
+          <w:kern w:val="0"/>
+        </w:rPr>
+        <w:t xml:space="preserve">However, because of </w:t>
+      </w:r>
+      <w:r>
+        <w:rPr>
+          <w:rFonts w:ascii="Calibri" w:hAnsi="Calibri" w:cs="Calibri"/>
+          <w:color w:val="000000"/>
+          <w:kern w:val="0"/>
+        </w:rPr>
+        <w:t xml:space="preserve">these </w:t>
+      </w:r>
+      <w:r>
+        <w:rPr>
+          <w:rFonts w:ascii="Calibri" w:hAnsi="Calibri" w:cs="Calibri"/>
+          <w:color w:val="000000"/>
+          <w:kern w:val="0"/>
+        </w:rPr>
+        <w:t>differences, you should know the following</w:t>
+      </w:r>
+      <w:r>
+        <w:rPr>
+          <w:rFonts w:ascii="Calibri" w:hAnsi="Calibri" w:cs="Calibri"/>
+          <w:color w:val="000000"/>
+          <w:kern w:val="0"/>
+        </w:rPr>
+        <w:t>.  For tests and deployments:</w:t>
       </w:r>
     </w:p>
     <w:p>
       <w:pPr>
         <w:pStyle w:val="ListParagraph"/>
         <w:numPr>
-          <w:ilvl w:val="0"/>
+          <w:ilvl w:val="1"/>
           <w:numId w:val="9"/>
         </w:numPr>
         <w:rPr>
@@ -285,39 +997,39 @@
         <w:rPr>
           <w:rFonts w:ascii="Calibri" w:hAnsi="Calibri" w:cs="Calibri"/>
         </w:rPr>
-        <w:t xml:space="preserve">At a minimum, a built </w:t>
+        <w:t xml:space="preserve">At a minimum, </w:t>
+      </w:r>
+      <w:r>
+        <w:rPr>
+          <w:rFonts w:ascii="Calibri" w:hAnsi="Calibri" w:cs="Calibri"/>
+        </w:rPr>
+        <w:t xml:space="preserve">you need </w:t>
+      </w:r>
+      <w:r>
+        <w:rPr>
+          <w:rFonts w:ascii="Calibri" w:hAnsi="Calibri" w:cs="Calibri"/>
+        </w:rPr>
+        <w:t xml:space="preserve">a </w:t>
       </w:r>
       <w:proofErr w:type="spellStart"/>
       <w:r>
         <w:rPr>
           <w:rFonts w:ascii="Calibri" w:hAnsi="Calibri" w:cs="Calibri"/>
         </w:rPr>
-        <w:t>initrd.img</w:t>
+        <w:t>vmlinuz</w:t>
       </w:r>
       <w:proofErr w:type="spellEnd"/>
       <w:r>
         <w:rPr>
           <w:rFonts w:ascii="Calibri" w:hAnsi="Calibri" w:cs="Calibri"/>
         </w:rPr>
-        <w:t xml:space="preserve"> containin</w:t>
-      </w:r>
-      <w:r>
-        <w:rPr>
-          <w:rFonts w:ascii="Calibri" w:hAnsi="Calibri" w:cs="Calibri"/>
-        </w:rPr>
-        <w:t>g</w:t>
-      </w:r>
-      <w:r>
-        <w:rPr>
-          <w:rFonts w:ascii="Calibri" w:hAnsi="Calibri" w:cs="Calibri"/>
-        </w:rPr>
-        <w:t xml:space="preserve"> cf_utility.exe, cf_key_server.exe and cf_key_server.exe together with the libraries they depend on.</w:t>
-      </w:r>
-      <w:r>
-        <w:rPr>
-          <w:rFonts w:ascii="Calibri" w:hAnsi="Calibri" w:cs="Calibri"/>
-        </w:rPr>
-        <w:t xml:space="preserve">  Ideally, there should be an automatic build corresponding to </w:t>
+        <w:t>.</w:t>
+      </w:r>
+      <w:r>
+        <w:rPr>
+          <w:rFonts w:ascii="Calibri" w:hAnsi="Calibri" w:cs="Calibri"/>
+        </w:rPr>
+        <w:t xml:space="preserve">  The </w:t>
       </w:r>
       <w:proofErr w:type="spellStart"/>
       <w:r>
@@ -331,98 +1043,14 @@
         <w:rPr>
           <w:rFonts w:ascii="Calibri" w:hAnsi="Calibri" w:cs="Calibri"/>
         </w:rPr>
-        <w:t xml:space="preserve"> naming </w:t>
-      </w:r>
-      <w:r>
-        <w:rPr>
-          <w:rFonts w:ascii="Calibri" w:hAnsi="Calibri" w:cs="Calibri"/>
-        </w:rPr>
-        <w:t xml:space="preserve">the Linux </w:t>
-      </w:r>
-      <w:r>
-        <w:rPr>
-          <w:rFonts w:ascii="Calibri" w:hAnsi="Calibri" w:cs="Calibri"/>
-        </w:rPr>
-        <w:t xml:space="preserve">machine policy </w:t>
-      </w:r>
-      <w:r>
-        <w:rPr>
-          <w:rFonts w:ascii="Calibri" w:hAnsi="Calibri" w:cs="Calibri"/>
-        </w:rPr>
-        <w:t xml:space="preserve">file (e.g.-firewall rules, module loading, </w:t>
-      </w:r>
-      <w:proofErr w:type="gramStart"/>
-      <w:r>
-        <w:rPr>
-          <w:rFonts w:ascii="Calibri" w:hAnsi="Calibri" w:cs="Calibri"/>
-        </w:rPr>
-        <w:t>passwords,…</w:t>
-      </w:r>
-      <w:proofErr w:type="gramEnd"/>
-      <w:r>
-        <w:rPr>
-          <w:rFonts w:ascii="Calibri" w:hAnsi="Calibri" w:cs="Calibri"/>
-        </w:rPr>
-        <w:t xml:space="preserve">) </w:t>
-      </w:r>
-      <w:r>
-        <w:rPr>
-          <w:rFonts w:ascii="Calibri" w:hAnsi="Calibri" w:cs="Calibri"/>
-        </w:rPr>
-        <w:t xml:space="preserve">and </w:t>
-      </w:r>
-      <w:r>
-        <w:rPr>
-          <w:rFonts w:ascii="Calibri" w:hAnsi="Calibri" w:cs="Calibri"/>
-        </w:rPr>
-        <w:t xml:space="preserve">other </w:t>
-      </w:r>
-      <w:r>
-        <w:rPr>
-          <w:rFonts w:ascii="Calibri" w:hAnsi="Calibri" w:cs="Calibri"/>
-        </w:rPr>
-        <w:t xml:space="preserve">files to be included in </w:t>
-      </w:r>
-      <w:proofErr w:type="spellStart"/>
-      <w:r>
-        <w:rPr>
-          <w:rFonts w:ascii="Calibri" w:hAnsi="Calibri" w:cs="Calibri"/>
-        </w:rPr>
-        <w:t>initrd.img</w:t>
-      </w:r>
-      <w:proofErr w:type="spellEnd"/>
-      <w:r>
-        <w:rPr>
-          <w:rFonts w:ascii="Calibri" w:hAnsi="Calibri" w:cs="Calibri"/>
-        </w:rPr>
-        <w:t>.</w:t>
-      </w:r>
-      <w:r>
-        <w:rPr>
-          <w:rFonts w:ascii="Calibri" w:hAnsi="Calibri" w:cs="Calibri"/>
-        </w:rPr>
-        <w:t xml:space="preserve">  </w:t>
-      </w:r>
-      <w:proofErr w:type="spellStart"/>
-      <w:r>
-        <w:rPr>
-          <w:rFonts w:ascii="Calibri" w:hAnsi="Calibri" w:cs="Calibri"/>
-        </w:rPr>
-        <w:t>Initram.img</w:t>
-      </w:r>
-      <w:proofErr w:type="spellEnd"/>
-      <w:r>
-        <w:rPr>
-          <w:rFonts w:ascii="Calibri" w:hAnsi="Calibri" w:cs="Calibri"/>
-        </w:rPr>
-        <w:t xml:space="preserve"> must also have the policy key certificate for every security domain the VM will participate in.</w:t>
+        <w:t xml:space="preserve"> should have the sev device driver.</w:t>
       </w:r>
     </w:p>
     <w:p>
       <w:pPr>
         <w:pStyle w:val="ListParagraph"/>
         <w:numPr>
-          <w:ilvl w:val="0"/>
+          <w:ilvl w:val="1"/>
           <w:numId w:val="9"/>
         </w:numPr>
         <w:rPr>
@@ -433,20 +1061,190 @@
         <w:rPr>
           <w:rFonts w:ascii="Calibri" w:hAnsi="Calibri" w:cs="Calibri"/>
         </w:rPr>
-        <w:t>Directories for running</w:t>
-      </w:r>
-      <w:r>
-        <w:rPr>
-          <w:rFonts w:ascii="Calibri" w:hAnsi="Calibri" w:cs="Calibri"/>
-        </w:rPr>
-        <w:t xml:space="preserve"> the VM under the Certifier.</w:t>
+        <w:t xml:space="preserve">At a </w:t>
+      </w:r>
+      <w:proofErr w:type="spellStart"/>
+      <w:proofErr w:type="gramStart"/>
+      <w:r>
+        <w:rPr>
+          <w:rFonts w:ascii="Calibri" w:hAnsi="Calibri" w:cs="Calibri"/>
+        </w:rPr>
+        <w:t>minimum,</w:t>
+      </w:r>
+      <w:r>
+        <w:rPr>
+          <w:rFonts w:ascii="Calibri" w:hAnsi="Calibri" w:cs="Calibri"/>
+        </w:rPr>
+        <w:t>you</w:t>
+      </w:r>
+      <w:proofErr w:type="spellEnd"/>
+      <w:proofErr w:type="gramEnd"/>
+      <w:r>
+        <w:rPr>
+          <w:rFonts w:ascii="Calibri" w:hAnsi="Calibri" w:cs="Calibri"/>
+        </w:rPr>
+        <w:t xml:space="preserve"> need an </w:t>
+      </w:r>
+      <w:proofErr w:type="spellStart"/>
+      <w:r>
+        <w:rPr>
+          <w:rFonts w:ascii="Calibri" w:hAnsi="Calibri" w:cs="Calibri"/>
+        </w:rPr>
+        <w:t>initrd.img</w:t>
+      </w:r>
+      <w:proofErr w:type="spellEnd"/>
+      <w:r>
+        <w:rPr>
+          <w:rFonts w:ascii="Calibri" w:hAnsi="Calibri" w:cs="Calibri"/>
+        </w:rPr>
+        <w:t xml:space="preserve"> containin</w:t>
+      </w:r>
+      <w:r>
+        <w:rPr>
+          <w:rFonts w:ascii="Calibri" w:hAnsi="Calibri" w:cs="Calibri"/>
+        </w:rPr>
+        <w:t>g</w:t>
+      </w:r>
+      <w:r>
+        <w:rPr>
+          <w:rFonts w:ascii="Calibri" w:hAnsi="Calibri" w:cs="Calibri"/>
+        </w:rPr>
+        <w:t xml:space="preserve"> cf_utility.exe, cf_key_server.exe and cf_key_server.exe together with the libraries they depend on.</w:t>
+      </w:r>
+      <w:r>
+        <w:rPr>
+          <w:rFonts w:ascii="Calibri" w:hAnsi="Calibri" w:cs="Calibri"/>
+        </w:rPr>
+        <w:t xml:space="preserve">  Ideally</w:t>
+      </w:r>
+      <w:r>
+        <w:rPr>
+          <w:rFonts w:ascii="Calibri" w:hAnsi="Calibri" w:cs="Calibri"/>
+        </w:rPr>
+        <w:t>, as in run-test.sh</w:t>
+      </w:r>
+      <w:r>
+        <w:rPr>
+          <w:rFonts w:ascii="Calibri" w:hAnsi="Calibri" w:cs="Calibri"/>
+        </w:rPr>
+        <w:t xml:space="preserve">, there should be an automatic build corresponding to </w:t>
+      </w:r>
+      <w:proofErr w:type="spellStart"/>
+      <w:r>
+        <w:rPr>
+          <w:rFonts w:ascii="Calibri" w:hAnsi="Calibri" w:cs="Calibri"/>
+        </w:rPr>
+        <w:t>vmlinuz</w:t>
+      </w:r>
+      <w:proofErr w:type="spellEnd"/>
+      <w:r>
+        <w:rPr>
+          <w:rFonts w:ascii="Calibri" w:hAnsi="Calibri" w:cs="Calibri"/>
+        </w:rPr>
+        <w:t xml:space="preserve"> naming </w:t>
+      </w:r>
+      <w:r>
+        <w:rPr>
+          <w:rFonts w:ascii="Calibri" w:hAnsi="Calibri" w:cs="Calibri"/>
+        </w:rPr>
+        <w:t xml:space="preserve">the Linux </w:t>
+      </w:r>
+      <w:r>
+        <w:rPr>
+          <w:rFonts w:ascii="Calibri" w:hAnsi="Calibri" w:cs="Calibri"/>
+        </w:rPr>
+        <w:t xml:space="preserve">machine policy </w:t>
+      </w:r>
+      <w:r>
+        <w:rPr>
+          <w:rFonts w:ascii="Calibri" w:hAnsi="Calibri" w:cs="Calibri"/>
+        </w:rPr>
+        <w:t xml:space="preserve">file (e.g.-firewall rules, module loading, </w:t>
+      </w:r>
+      <w:proofErr w:type="gramStart"/>
+      <w:r>
+        <w:rPr>
+          <w:rFonts w:ascii="Calibri" w:hAnsi="Calibri" w:cs="Calibri"/>
+        </w:rPr>
+        <w:t>passwords,…</w:t>
+      </w:r>
+      <w:proofErr w:type="gramEnd"/>
+      <w:r>
+        <w:rPr>
+          <w:rFonts w:ascii="Calibri" w:hAnsi="Calibri" w:cs="Calibri"/>
+        </w:rPr>
+        <w:t xml:space="preserve">) </w:t>
+      </w:r>
+      <w:r>
+        <w:rPr>
+          <w:rFonts w:ascii="Calibri" w:hAnsi="Calibri" w:cs="Calibri"/>
+        </w:rPr>
+        <w:t xml:space="preserve">and </w:t>
+      </w:r>
+      <w:r>
+        <w:rPr>
+          <w:rFonts w:ascii="Calibri" w:hAnsi="Calibri" w:cs="Calibri"/>
+        </w:rPr>
+        <w:t xml:space="preserve">other </w:t>
+      </w:r>
+      <w:r>
+        <w:rPr>
+          <w:rFonts w:ascii="Calibri" w:hAnsi="Calibri" w:cs="Calibri"/>
+        </w:rPr>
+        <w:t xml:space="preserve">files to be included in </w:t>
+      </w:r>
+      <w:proofErr w:type="spellStart"/>
+      <w:r>
+        <w:rPr>
+          <w:rFonts w:ascii="Calibri" w:hAnsi="Calibri" w:cs="Calibri"/>
+        </w:rPr>
+        <w:t>initrd.img</w:t>
+      </w:r>
+      <w:proofErr w:type="spellEnd"/>
+      <w:r>
+        <w:rPr>
+          <w:rFonts w:ascii="Calibri" w:hAnsi="Calibri" w:cs="Calibri"/>
+        </w:rPr>
+        <w:t>.</w:t>
+      </w:r>
+      <w:r>
+        <w:rPr>
+          <w:rFonts w:ascii="Calibri" w:hAnsi="Calibri" w:cs="Calibri"/>
+        </w:rPr>
+        <w:t xml:space="preserve">  </w:t>
+      </w:r>
+      <w:proofErr w:type="spellStart"/>
+      <w:r>
+        <w:rPr>
+          <w:rFonts w:ascii="Calibri" w:hAnsi="Calibri" w:cs="Calibri"/>
+        </w:rPr>
+        <w:t>Initram.img</w:t>
+      </w:r>
+      <w:proofErr w:type="spellEnd"/>
+      <w:r>
+        <w:rPr>
+          <w:rFonts w:ascii="Calibri" w:hAnsi="Calibri" w:cs="Calibri"/>
+        </w:rPr>
+        <w:t xml:space="preserve"> must also have the policy key certificate for every security domain the VM will participate </w:t>
+      </w:r>
+      <w:r>
+        <w:rPr>
+          <w:rFonts w:ascii="Calibri" w:hAnsi="Calibri" w:cs="Calibri"/>
+        </w:rPr>
+        <w:t>in</w:t>
+      </w:r>
+      <w:r>
+        <w:rPr>
+          <w:rFonts w:ascii="Calibri" w:hAnsi="Calibri" w:cs="Calibri"/>
+        </w:rPr>
+        <w:t>.</w:t>
       </w:r>
     </w:p>
     <w:p>
       <w:pPr>
         <w:pStyle w:val="ListParagraph"/>
         <w:numPr>
-          <w:ilvl w:val="0"/>
+          <w:ilvl w:val="1"/>
           <w:numId w:val="9"/>
         </w:numPr>
         <w:rPr>
@@ -457,13 +1255,19 @@
         <w:rPr>
           <w:rFonts w:ascii="Calibri" w:hAnsi="Calibri" w:cs="Calibri"/>
         </w:rPr>
-        <w:t>Nice to have: A deployment script for setting up the images on the host machine</w:t>
-      </w:r>
-      <w:r>
-        <w:rPr>
-          <w:rFonts w:ascii="Calibri" w:hAnsi="Calibri" w:cs="Calibri"/>
-        </w:rPr>
-        <w:t xml:space="preserve"> from some standard package</w:t>
+        <w:t>Directories for running</w:t>
+      </w:r>
+      <w:r>
+        <w:rPr>
+          <w:rFonts w:ascii="Calibri" w:hAnsi="Calibri" w:cs="Calibri"/>
+        </w:rPr>
+        <w:t xml:space="preserve"> the Certifier</w:t>
+      </w:r>
+      <w:r>
+        <w:rPr>
+          <w:rFonts w:ascii="Calibri" w:hAnsi="Calibri" w:cs="Calibri"/>
+        </w:rPr>
+        <w:t xml:space="preserve"> in the VM</w:t>
       </w:r>
       <w:r>
         <w:rPr>
@@ -471,6 +1275,15 @@
         </w:rPr>
         <w:t>.</w:t>
       </w:r>
+    </w:p>
+    <w:p>
+      <w:pPr>
+        <w:pStyle w:val="ListParagraph"/>
+        <w:ind w:left="1440"/>
+        <w:rPr>
+          <w:rFonts w:ascii="Calibri" w:hAnsi="Calibri" w:cs="Calibri"/>
+        </w:rPr>
+      </w:pPr>
     </w:p>
     <w:p>
       <w:pPr>
@@ -480,22 +1293,21 @@
           <w:bCs/>
         </w:rPr>
       </w:pPr>
-    </w:p>
-    <w:p>
-      <w:pPr>
+      <w:r>
         <w:rPr>
           <w:rFonts w:ascii="Calibri" w:hAnsi="Calibri" w:cs="Calibri"/>
           <w:b/>
           <w:bCs/>
         </w:rPr>
-      </w:pPr>
+        <w:t>Role 3: The</w:t>
+      </w:r>
       <w:r>
         <w:rPr>
           <w:rFonts w:ascii="Calibri" w:hAnsi="Calibri" w:cs="Calibri"/>
           <w:b/>
           <w:bCs/>
         </w:rPr>
-        <w:t>On machine that measures VM</w:t>
+        <w:t xml:space="preserve"> machine that measures VM</w:t>
       </w:r>
       <w:r>
         <w:rPr>
@@ -807,7 +1619,6 @@
           <w:sz w:val="22"/>
           <w:szCs w:val="22"/>
         </w:rPr>
-        <w:lastRenderedPageBreak/>
         <w:t xml:space="preserve">number of </w:t>
       </w:r>
       <w:proofErr w:type="spellStart"/>
@@ -1227,7 +2038,7 @@
           <w:b/>
           <w:bCs/>
         </w:rPr>
-        <w:t>On Certifier Server</w:t>
+        <w:t>Role 4: The</w:t>
       </w:r>
       <w:r>
         <w:rPr>
@@ -1235,7 +2046,31 @@
           <w:b/>
           <w:bCs/>
         </w:rPr>
-        <w:t xml:space="preserve"> (for policy building)</w:t>
+        <w:t xml:space="preserve"> Certifier Server</w:t>
+      </w:r>
+      <w:r>
+        <w:rPr>
+          <w:rFonts w:ascii="Calibri" w:hAnsi="Calibri" w:cs="Calibri"/>
+          <w:b/>
+          <w:bCs/>
+        </w:rPr>
+        <w:t xml:space="preserve"> (for policy building</w:t>
+      </w:r>
+      <w:r>
+        <w:rPr>
+          <w:rFonts w:ascii="Calibri" w:hAnsi="Calibri" w:cs="Calibri"/>
+          <w:b/>
+          <w:bCs/>
+        </w:rPr>
+        <w:t xml:space="preserve"> and certification</w:t>
+      </w:r>
+      <w:r>
+        <w:rPr>
+          <w:rFonts w:ascii="Calibri" w:hAnsi="Calibri" w:cs="Calibri"/>
+          <w:b/>
+          <w:bCs/>
+        </w:rPr>
+        <w:t>)</w:t>
       </w:r>
     </w:p>
     <w:p>
@@ -1424,7 +2259,7 @@
           <w:b/>
           <w:bCs/>
         </w:rPr>
-        <w:t>On each</w:t>
+        <w:t>Role 5: The</w:t>
       </w:r>
       <w:r>
         <w:rPr>
@@ -1517,6 +2352,54 @@
           <w:rFonts w:ascii="Calibri" w:hAnsi="Calibri" w:cs="Calibri"/>
         </w:rPr>
         <w:t xml:space="preserve"> (OVMF file).</w:t>
+      </w:r>
+    </w:p>
+    <w:p>
+      <w:pPr>
+        <w:pStyle w:val="ListParagraph"/>
+        <w:numPr>
+          <w:ilvl w:val="0"/>
+          <w:numId w:val="6"/>
+        </w:numPr>
+        <w:rPr>
+          <w:rFonts w:ascii="Calibri" w:hAnsi="Calibri" w:cs="Calibri"/>
+        </w:rPr>
+      </w:pPr>
+      <w:r>
+        <w:rPr>
+          <w:rFonts w:ascii="Calibri" w:hAnsi="Calibri" w:cs="Calibri"/>
+        </w:rPr>
+        <w:t>You must have a VMM (e.g.-KVM) that supports Sev instruction set extensions.  Ideally, this VMM is measured and becomes part of the certification evidence to protect against side channel attacks mounted by a VMM that stops VM execution between each instruction.</w:t>
+      </w:r>
+    </w:p>
+    <w:p>
+      <w:pPr>
+        <w:pStyle w:val="ListParagraph"/>
+        <w:numPr>
+          <w:ilvl w:val="0"/>
+          <w:numId w:val="6"/>
+        </w:numPr>
+        <w:rPr>
+          <w:rFonts w:ascii="Calibri" w:hAnsi="Calibri" w:cs="Calibri"/>
+        </w:rPr>
+      </w:pPr>
+      <w:r>
+        <w:rPr>
+          <w:rFonts w:ascii="Calibri" w:hAnsi="Calibri" w:cs="Calibri"/>
+        </w:rPr>
+        <w:t xml:space="preserve">You must have a mechanism to launch the VM under your VMM on the target machine.  This is VMM specific.  Our examples do this for KVM </w:t>
+      </w:r>
+      <w:r>
+        <w:rPr>
+          <w:rFonts w:ascii="Calibri" w:hAnsi="Calibri" w:cs="Calibri"/>
+        </w:rPr>
+        <w:t>but your milage may vary on other platforms</w:t>
+      </w:r>
+      <w:r>
+        <w:rPr>
+          <w:rFonts w:ascii="Calibri" w:hAnsi="Calibri" w:cs="Calibri"/>
+        </w:rPr>
+        <w:t>.</w:t>
       </w:r>
     </w:p>
     <w:sectPr>
@@ -1716,7 +2599,7 @@
         <w:ind w:left="720" w:hanging="360"/>
       </w:pPr>
     </w:lvl>
-    <w:lvl w:ilvl="1" w:tplc="04090019" w:tentative="1">
+    <w:lvl w:ilvl="1" w:tplc="04090019">
       <w:start w:val="1"/>
       <w:numFmt w:val="lowerLetter"/>
       <w:lvlText w:val="%2."/>
@@ -1878,7 +2761,7 @@
   <w:abstractNum w:abstractNumId="4" w15:restartNumberingAfterBreak="0">
     <w:nsid w:val="3493248D"/>
     <w:multiLevelType w:val="hybridMultilevel"/>
-    <w:tmpl w:val="E8D86800"/>
+    <w:tmpl w:val="AE6CDF7C"/>
     <w:lvl w:ilvl="0" w:tplc="0409000F">
       <w:start w:val="1"/>
       <w:numFmt w:val="decimal"/>
@@ -3441,6 +4324,63 @@
       </w:numPr>
     </w:pPr>
   </w:style>
+  <w:style w:type="paragraph" w:styleId="HTMLPreformatted">
+    <w:name w:val="HTML Preformatted"/>
+    <w:basedOn w:val="Normal"/>
+    <w:link w:val="HTMLPreformattedChar"/>
+    <w:uiPriority w:val="99"/>
+    <w:semiHidden/>
+    <w:unhideWhenUsed/>
+    <w:rsid w:val="000A4E7C"/>
+    <w:pPr>
+      <w:tabs>
+        <w:tab w:val="left" w:pos="916"/>
+        <w:tab w:val="left" w:pos="1832"/>
+        <w:tab w:val="left" w:pos="2748"/>
+        <w:tab w:val="left" w:pos="3664"/>
+        <w:tab w:val="left" w:pos="4580"/>
+        <w:tab w:val="left" w:pos="5496"/>
+        <w:tab w:val="left" w:pos="6412"/>
+        <w:tab w:val="left" w:pos="7328"/>
+        <w:tab w:val="left" w:pos="8244"/>
+        <w:tab w:val="left" w:pos="9160"/>
+        <w:tab w:val="left" w:pos="10076"/>
+        <w:tab w:val="left" w:pos="10992"/>
+        <w:tab w:val="left" w:pos="11908"/>
+        <w:tab w:val="left" w:pos="12824"/>
+        <w:tab w:val="left" w:pos="13740"/>
+        <w:tab w:val="left" w:pos="14656"/>
+      </w:tabs>
+      <w:spacing w:after="0" w:line="240" w:lineRule="auto"/>
+    </w:pPr>
+    <w:rPr>
+      <w:rFonts w:ascii="Courier New" w:eastAsia="Times New Roman" w:hAnsi="Courier New" w:cs="Courier New"/>
+      <w:kern w:val="0"/>
+      <w:sz w:val="20"/>
+      <w:szCs w:val="20"/>
+      <w14:ligatures w14:val="none"/>
+    </w:rPr>
+  </w:style>
+  <w:style w:type="character" w:customStyle="1" w:styleId="HTMLPreformattedChar">
+    <w:name w:val="HTML Preformatted Char"/>
+    <w:basedOn w:val="DefaultParagraphFont"/>
+    <w:link w:val="HTMLPreformatted"/>
+    <w:uiPriority w:val="99"/>
+    <w:semiHidden/>
+    <w:rsid w:val="000A4E7C"/>
+    <w:rPr>
+      <w:rFonts w:ascii="Courier New" w:eastAsia="Times New Roman" w:hAnsi="Courier New" w:cs="Courier New"/>
+      <w:kern w:val="0"/>
+      <w:sz w:val="20"/>
+      <w:szCs w:val="20"/>
+      <w14:ligatures w14:val="none"/>
+    </w:rPr>
+  </w:style>
+  <w:style w:type="character" w:customStyle="1" w:styleId="pl-smi">
+    <w:name w:val="pl-smi"/>
+    <w:basedOn w:val="DefaultParagraphFont"/>
+    <w:rsid w:val="000A4E7C"/>
+  </w:style>
 </w:styles>
 </file>
 
